--- a/public/Missing Biometric Log Form.docx
+++ b/public/Missing Biometric Log Form.docx
@@ -97,9 +97,9 @@
         <w:gridCol w:w="51"/>
         <w:gridCol w:w="296"/>
         <w:gridCol w:w="237"/>
-        <w:gridCol w:w="45"/>
-        <w:gridCol w:w="62"/>
-        <w:gridCol w:w="408"/>
+        <w:gridCol w:w="107"/>
+        <w:gridCol w:w="23"/>
+        <w:gridCol w:w="385"/>
         <w:gridCol w:w="148"/>
         <w:gridCol w:w="127"/>
         <w:gridCol w:w="773"/>
@@ -1278,7 +1278,7 @@
               <w:jc w:val="center"/>
               <w:rPr>
                 <w:rStyle w:val="Strong"/>
-                <w:rFonts w:ascii="Montserrat" w:hAnsi="Montserrat" w:cs="Readex Pro Light" w:hint="cs"/>
+                <w:rFonts w:ascii="Montserrat" w:hAnsi="Montserrat" w:cs="Readex Pro Light"/>
                 <w:b/>
                 <w:bCs/>
                 <w:sz w:val="16"/>
@@ -1301,7 +1301,7 @@
               <w:jc w:val="center"/>
               <w:rPr>
                 <w:rStyle w:val="Strong"/>
-                <w:rFonts w:ascii="Montserrat" w:hAnsi="Montserrat" w:cs="Readex Pro Light" w:hint="cs"/>
+                <w:rFonts w:ascii="Montserrat" w:hAnsi="Montserrat" w:cs="Readex Pro Light"/>
                 <w:sz w:val="16"/>
                 <w:szCs w:val="16"/>
                 <w:rtl/>
@@ -2283,7 +2283,6 @@
                 <w:szCs w:val="16"/>
               </w:rPr>
             </w:pPr>
-            <w:proofErr w:type="spellStart"/>
             <w:r>
               <w:rPr>
                 <w:rStyle w:val="Strong"/>
@@ -2294,20 +2293,7 @@
                 <w:szCs w:val="16"/>
                 <w:rtl/>
               </w:rPr>
-              <w:t>إنقطاع</w:t>
-            </w:r>
-            <w:proofErr w:type="spellEnd"/>
-            <w:r>
-              <w:rPr>
-                <w:rStyle w:val="Strong"/>
-                <w:rFonts w:ascii="Montserrat" w:hAnsi="Montserrat" w:cs="Readex Pro Light" w:hint="cs"/>
-                <w:b w:val="0"/>
-                <w:bCs w:val="0"/>
-                <w:sz w:val="16"/>
-                <w:szCs w:val="16"/>
-                <w:rtl/>
-              </w:rPr>
-              <w:t xml:space="preserve"> الكهرباء</w:t>
+              <w:t>إنقطاع الكهرباء</w:t>
             </w:r>
           </w:p>
         </w:tc>
@@ -2551,21 +2537,8 @@
                 <w:szCs w:val="16"/>
                 <w:rtl/>
               </w:rPr>
-              <w:t xml:space="preserve">  </w:t>
-            </w:r>
-            <w:proofErr w:type="spellStart"/>
-            <w:r>
-              <w:rPr>
-                <w:rFonts w:ascii="Montserrat" w:hAnsi="Montserrat" w:cs="Readex Pro Light" w:hint="cs"/>
-                <w:b/>
-                <w:bCs/>
-                <w:sz w:val="16"/>
-                <w:szCs w:val="16"/>
-                <w:rtl/>
-              </w:rPr>
-              <w:t>الإعتمادات</w:t>
-            </w:r>
-            <w:proofErr w:type="spellEnd"/>
+              <w:t xml:space="preserve">  الإعتمادات</w:t>
+            </w:r>
           </w:p>
         </w:tc>
       </w:tr>
@@ -2683,7 +2656,7 @@
         <w:tc>
           <w:tcPr>
             <w:tcW w:w="1741" w:type="dxa"/>
-            <w:gridSpan w:val="7"/>
+            <w:gridSpan w:val="6"/>
             <w:vAlign w:val="center"/>
           </w:tcPr>
           <w:p>
@@ -2730,7 +2703,7 @@
         <w:tc>
           <w:tcPr>
             <w:tcW w:w="1740" w:type="dxa"/>
-            <w:gridSpan w:val="7"/>
+            <w:gridSpan w:val="8"/>
             <w:vAlign w:val="center"/>
           </w:tcPr>
           <w:p>
@@ -3113,8 +3086,8 @@
         </w:trPr>
         <w:tc>
           <w:tcPr>
-            <w:tcW w:w="3418" w:type="dxa"/>
-            <w:gridSpan w:val="7"/>
+            <w:tcW w:w="3503" w:type="dxa"/>
+            <w:gridSpan w:val="8"/>
             <w:vAlign w:val="center"/>
           </w:tcPr>
           <w:p>
@@ -3137,33 +3110,14 @@
                 <w:sz w:val="16"/>
                 <w:szCs w:val="16"/>
               </w:rPr>
-              <w:t>Head of Attendance</w:t>
-            </w:r>
-            <w:r>
-              <w:rPr>
-                <w:rFonts w:ascii="Montserrat" w:hAnsi="Montserrat" w:cs="Readex Pro Light"/>
-                <w:bCs/>
-                <w:spacing w:val="-15"/>
-                <w:sz w:val="16"/>
-                <w:szCs w:val="16"/>
-              </w:rPr>
-              <w:t xml:space="preserve"> </w:t>
-            </w:r>
-            <w:r>
-              <w:rPr>
-                <w:rFonts w:ascii="Montserrat" w:hAnsi="Montserrat" w:cs="Readex Pro Light"/>
-                <w:bCs/>
-                <w:sz w:val="16"/>
-                <w:szCs w:val="16"/>
-              </w:rPr>
-              <w:t>and Payroll Unit</w:t>
-            </w:r>
-          </w:p>
-        </w:tc>
-        <w:tc>
-          <w:tcPr>
-            <w:tcW w:w="4694" w:type="dxa"/>
-            <w:gridSpan w:val="17"/>
+              <w:t>Head of Personal Relations Department</w:t>
+            </w:r>
+          </w:p>
+        </w:tc>
+        <w:tc>
+          <w:tcPr>
+            <w:tcW w:w="4609" w:type="dxa"/>
+            <w:gridSpan w:val="16"/>
             <w:vAlign w:val="center"/>
           </w:tcPr>
           <w:p>
@@ -3217,53 +3171,13 @@
             </w:r>
             <w:r>
               <w:rPr>
-                <w:rFonts w:ascii="Montserrat" w:hAnsi="Montserrat" w:cs="Readex Pro Light"/>
+                <w:rFonts w:ascii="Montserrat" w:hAnsi="Montserrat" w:cs="Readex Pro Light" w:hint="cs"/>
                 <w:w w:val="79"/>
                 <w:sz w:val="16"/>
                 <w:szCs w:val="16"/>
                 <w:rtl/>
               </w:rPr>
-              <w:t>وحدة</w:t>
-            </w:r>
-            <w:r>
-              <w:rPr>
-                <w:rFonts w:ascii="Montserrat" w:hAnsi="Montserrat" w:cs="Readex Pro Light"/>
-                <w:spacing w:val="15"/>
-                <w:sz w:val="16"/>
-                <w:szCs w:val="16"/>
-                <w:rtl/>
-              </w:rPr>
-              <w:t xml:space="preserve"> </w:t>
-            </w:r>
-            <w:r>
-              <w:rPr>
-                <w:rFonts w:ascii="Montserrat" w:hAnsi="Montserrat" w:cs="Readex Pro Light"/>
-                <w:w w:val="79"/>
-                <w:sz w:val="16"/>
-                <w:szCs w:val="16"/>
-                <w:rtl/>
-              </w:rPr>
-              <w:t>الحضور</w:t>
-            </w:r>
-            <w:r>
-              <w:rPr>
-                <w:rFonts w:ascii="Montserrat" w:hAnsi="Montserrat" w:cs="Readex Pro Light"/>
-                <w:spacing w:val="13"/>
-                <w:sz w:val="16"/>
-                <w:szCs w:val="16"/>
-                <w:rtl/>
-              </w:rPr>
-              <w:t xml:space="preserve"> </w:t>
-            </w:r>
-            <w:r>
-              <w:rPr>
-                <w:rFonts w:ascii="Montserrat" w:hAnsi="Montserrat" w:cs="Readex Pro Light"/>
-                <w:w w:val="79"/>
-                <w:sz w:val="16"/>
-                <w:szCs w:val="16"/>
-                <w:rtl/>
-              </w:rPr>
-              <w:t>والرواتب</w:t>
+              <w:t>قسم شؤون الموظفين</w:t>
             </w:r>
           </w:p>
         </w:tc>
@@ -3466,7 +3380,7 @@
         </mc:Choice>
         <mc:Fallback>
           <w:pict>
-            <v:group w14:anchorId="4CCDE18D" id="Group 2" o:spid="_x0000_s1026" style="position:absolute;margin-left:33.7pt;margin-top:10.5pt;width:508.4pt;height:63.3pt;z-index:251658240;mso-width-relative:margin" coordsize="62189,8036" o:gfxdata="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">
+            <v:group w14:anchorId="0AF5E4A9" id="Group 2" o:spid="_x0000_s1026" style="position:absolute;margin-left:33.7pt;margin-top:10.5pt;width:508.4pt;height:63.3pt;z-index:251658240;mso-width-relative:margin" coordsize="62189,8036" o:gfxdata="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">
               <v:shapetype id="_x0000_t75" coordsize="21600,21600" o:spt="75" o:preferrelative="t" path="m@4@5l@4@11@9@11@9@5xe" filled="f" stroked="f">
                 <v:stroke joinstyle="miter"/>
                 <v:formulas>
@@ -3970,7 +3884,6 @@
   <w:style w:type="character" w:default="1" w:styleId="DefaultParagraphFont">
     <w:name w:val="Default Paragraph Font"/>
     <w:uiPriority w:val="1"/>
-    <w:semiHidden/>
     <w:unhideWhenUsed/>
   </w:style>
   <w:style w:type="table" w:default="1" w:styleId="TableNormal">
